--- a/DLU_EKG_Academic_Paper.docx
+++ b/DLU_EKG_Academic_Paper.docx
@@ -1,6 +1,6 @@
 
 <file path=word/document.xml><?xml version="1.0" encoding="utf-8"?>
-<w:document xmlns:wpc="http://schemas.microsoft.com/office/word/2010/wordprocessingCanvas" xmlns:cx="http://schemas.microsoft.com/office/drawing/2014/chartex" xmlns:cx1="http://schemas.microsoft.com/office/drawing/2015/9/8/chartex" xmlns:cx2="http://schemas.microsoft.com/office/drawing/2015/10/21/chartex" xmlns:cx3="http://schemas.microsoft.com/office/drawing/2016/5/9/chartex" xmlns:cx4="http://schemas.microsoft.com/office/drawing/2016/5/10/chartex" xmlns:cx5="http://schemas.microsoft.com/office/drawing/2016/5/11/chartex" xmlns:cx6="http://schemas.microsoft.com/office/drawing/2016/5/12/chartex" xmlns:cx7="http://schemas.microsoft.com/office/drawing/2016/5/13/chartex" xmlns:cx8="http://schemas.microsoft.com/office/drawing/2016/5/14/chartex" xmlns:mc="http://schemas.openxmlformats.org/markup-compatibility/2006" xmlns:m="http://schemas.openxmlformats.org/officeDocument/2006/math" xmlns:aink="http://schemas.microsoft.com/office/drawing/2016/ink" xmlns:am3d="http://schemas.microsoft.com/office/drawing/2017/model3d" xmlns:oel="http://schemas.microsoft.com/office/2019/extlst" xmlns:r="http://schemas.openxmlformats.org/officeDocument/2006/relationships" xmlns:wp14="http://schemas.microsoft.com/office/word/2010/wordprocessingDrawing" xmlns:wp="http://schemas.openxmlformats.org/drawingml/2006/wordprocessingDrawing" xmlns:wpg="http://schemas.microsoft.com/office/word/2010/wordprocessingGroup" xmlns:wpi="http://schemas.microsoft.com/office/word/2010/wordprocessingInk" xmlns:wps="http://schemas.microsoft.com/office/word/2010/wordprocessingShape" xmlns:o="urn:schemas-microsoft-com:office:office" xmlns:v="urn:schemas-microsoft-com:vml" xmlns:w10="urn:schemas-microsoft-com:office:word" xmlns:w="http://schemas.openxmlformats.org/wordprocessingml/2006/main" xmlns:w14="http://schemas.microsoft.com/office/word/2010/wordml" xmlns:w15="http://schemas.microsoft.com/office/word/2012/wordml" xmlns:w16cei="http://schemas.microsoft.com/office/word/2026/wordml/cei" xmlns:w16cex="http://schemas.microsoft.com/office/word/2018/wordml/cex" xmlns:w16cid="http://schemas.microsoft.com/office/word/2016/wordml/cid" xmlns:w16="http://schemas.microsoft.com/office/word/2018/wordml" xmlns:w16sdtdh="http://schemas.microsoft.com/office/word/2020/wordml/sdtdatahash" xmlns:w16sdtfl="http://schemas.microsoft.com/office/word/2024/wordml/sdtformatlock" xmlns:w16se="http://schemas.microsoft.com/office/word/2015/wordml/symex" xmlns:w16du="http://schemas.microsoft.com/office/word/2023/wordml/word16du" xmlns:wne="http://schemas.microsoft.com/office/word/2006/wordml" mc:Ignorable="w14 w15 w16se w16cid w16 w16cex w16sdtdh w16sdtfl w16du wp14">
+<w:document xmlns:wpc="http://schemas.microsoft.com/office/word/2010/wordprocessingCanvas" xmlns:cx="http://schemas.microsoft.com/office/drawing/2014/chartex" xmlns:cx1="http://schemas.microsoft.com/office/drawing/2015/9/8/chartex" xmlns:cx2="http://schemas.microsoft.com/office/drawing/2015/10/21/chartex" xmlns:cx3="http://schemas.microsoft.com/office/drawing/2016/5/9/chartex" xmlns:cx4="http://schemas.microsoft.com/office/drawing/2016/5/10/chartex" xmlns:cx5="http://schemas.microsoft.com/office/drawing/2016/5/11/chartex" xmlns:cx6="http://schemas.microsoft.com/office/drawing/2016/5/12/chartex" xmlns:cx7="http://schemas.microsoft.com/office/drawing/2016/5/13/chartex" xmlns:cx8="http://schemas.microsoft.com/office/drawing/2016/5/14/chartex" xmlns:mc="http://schemas.openxmlformats.org/markup-compatibility/2006" xmlns:m="http://schemas.openxmlformats.org/officeDocument/2006/math" xmlns:aink="http://schemas.microsoft.com/office/drawing/2016/ink" xmlns:am3d="http://schemas.microsoft.com/office/drawing/2017/model3d" xmlns:oel="http://schemas.microsoft.com/office/2019/extlst" xmlns:r="http://schemas.openxmlformats.org/officeDocument/2006/relationships" xmlns:wp14="http://schemas.microsoft.com/office/word/2010/wordprocessingDrawing" xmlns:wp="http://schemas.openxmlformats.org/drawingml/2006/wordprocessingDrawing" xmlns:wpg="http://schemas.microsoft.com/office/word/2010/wordprocessingGroup" xmlns:wpi="http://schemas.microsoft.com/office/word/2010/wordprocessingInk" xmlns:wps="http://schemas.microsoft.com/office/word/2010/wordprocessingShape" xmlns:o="urn:schemas-microsoft-com:office:office" xmlns:v="urn:schemas-microsoft-com:vml" xmlns:w10="urn:schemas-microsoft-com:office:word" xmlns:w="http://schemas.openxmlformats.org/wordprocessingml/2006/main" xmlns:w14="http://schemas.microsoft.com/office/word/2010/wordml" xmlns:w15="http://schemas.microsoft.com/office/word/2012/wordml" xmlns:w16cex="http://schemas.microsoft.com/office/word/2018/wordml/cex" xmlns:w16cid="http://schemas.microsoft.com/office/word/2016/wordml/cid" xmlns:w16="http://schemas.microsoft.com/office/word/2018/wordml" xmlns:w16sdtdh="http://schemas.microsoft.com/office/word/2020/wordml/sdtdatahash" xmlns:w16sdtfl="http://schemas.microsoft.com/office/word/2024/wordml/sdtformatlock" xmlns:w16se="http://schemas.microsoft.com/office/word/2015/wordml/symex" xmlns:w16du="http://schemas.microsoft.com/office/word/2023/wordml/word16du" xmlns:wne="http://schemas.microsoft.com/office/word/2006/wordml" mc:Ignorable="w14 w15 w16se w16cid w16 w16cex w16sdtdh w16sdtfl w16du wp14">
   <w:body>
     <w:p>
       <w:pPr>
@@ -5250,14 +5250,66 @@
       </w:r>
     </w:p>
     <w:p>
-      <w:r>
-        <w:rPr>
-          <w:noProof/>
-        </w:rPr>
-      </w:r>
-      <w:r>
-        <w:pict w14:anchorId="19DE26AA">
-          <v:rect id="Horizontal Line 1" o:spid="_x0000_s1026" style="width:498.6pt;height:1.1pt;visibility:visible;mso-wrap-style:square;mso-left-percent:-10001;mso-top-percent:-10001;mso-position-horizontal:absolute;mso-position-horizontal-relative:char;mso-position-vertical:absolute;mso-position-vertical-relative:line;mso-left-percent:-10001;mso-top-percent:-10001;v-text-anchor:top" o:gfxdata="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" filled="f">
+      <w:pPr>
+        <w:pStyle w:val="Corpotesto"/>
+      </w:pPr>
+      <w:r>
+        <w:t xml:space="preserve">F. Mungo, </w:t>
+      </w:r>
+      <w:r>
+        <w:t>A. Micarelli, F.S. Nucci</w:t>
+      </w:r>
+      <w:r>
+        <w:t xml:space="preserve">, </w:t>
+      </w:r>
+      <w:r>
+        <w:t>L.C. Aiello</w:t>
+      </w:r>
+      <w:r>
+        <w:t xml:space="preserve"> (1990) </w:t>
+      </w:r>
+      <w:r>
+        <w:t>“</w:t>
+      </w:r>
+      <w:r>
+        <w:rPr>
+          <w:i/>
+          <w:iCs/>
+        </w:rPr>
+        <w:t>Reasoning with Contexts and Truth Maintenance in an Expert System in Education</w:t>
+      </w:r>
+      <w:r>
+        <w:t>”, in: Gouardres G., Liebowitz J. e White M. “Expersys: Expert Systems Applications”, Iitt-International Publishers, Technology Transfer Series (Series Editor: A. Niku-Lari), Gournay-sur-Marne, pp. 379-384.</w:t>
+      </w:r>
+    </w:p>
+    <w:p>
+      <w:pPr>
+        <w:pStyle w:val="Corpotesto"/>
+      </w:pPr>
+      <w:r>
+        <w:t xml:space="preserve">F.Mungo, </w:t>
+      </w:r>
+      <w:r>
+        <w:t xml:space="preserve">A. Micarelli, F.S. Nucci, L.C. Aiello (1990) </w:t>
+      </w:r>
+      <w:r>
+        <w:t>“</w:t>
+      </w:r>
+      <w:r>
+        <w:rPr>
+          <w:i/>
+          <w:iCs/>
+        </w:rPr>
+        <w:t>Diagnostic Modeling vs. Cooperative Interaction in Intelligent Tutoring Systems</w:t>
+      </w:r>
+      <w:r>
+        <w:t>”, in proc. of The Second European Congress on Multimedia, Artificial Intelligence and Training Applica-90, Lille, Francia, 24-26 September 1990.</w:t>
+      </w:r>
+    </w:p>
+    <w:p>
+      <w:r>
+        <w:pict w14:anchorId="0C7F5F04">
+          <v:rect id="Horizontal Line 1" o:spid="_x0000_s1026" alt="" style="width:498.6pt;height:1.1pt;visibility:visible;mso-wrap-style:square;mso-width-percent:0;mso-height-percent:0;mso-left-percent:-10001;mso-top-percent:-10001;mso-position-horizontal:absolute;mso-position-horizontal-relative:char;mso-position-vertical:absolute;mso-position-vertical-relative:line;mso-width-percent:0;mso-height-percent:0;mso-left-percent:-10001;mso-top-percent:-10001;v-text-anchor:top" filled="f">
             <o:lock v:ext="edit" rotation="t" aspectratio="t" verticies="t" text="t" shapetype="t"/>
             <w10:anchorlock/>
           </v:rect>
@@ -5346,7 +5398,7 @@
 </file>
 
 <file path=word/endnotes.xml><?xml version="1.0" encoding="utf-8"?>
-<w:endnotes xmlns:wpc="http://schemas.microsoft.com/office/word/2010/wordprocessingCanvas" xmlns:cx="http://schemas.microsoft.com/office/drawing/2014/chartex" xmlns:cx1="http://schemas.microsoft.com/office/drawing/2015/9/8/chartex" xmlns:cx2="http://schemas.microsoft.com/office/drawing/2015/10/21/chartex" xmlns:cx3="http://schemas.microsoft.com/office/drawing/2016/5/9/chartex" xmlns:cx4="http://schemas.microsoft.com/office/drawing/2016/5/10/chartex" xmlns:cx5="http://schemas.microsoft.com/office/drawing/2016/5/11/chartex" xmlns:cx6="http://schemas.microsoft.com/office/drawing/2016/5/12/chartex" xmlns:cx7="http://schemas.microsoft.com/office/drawing/2016/5/13/chartex" xmlns:cx8="http://schemas.microsoft.com/office/drawing/2016/5/14/chartex" xmlns:mc="http://schemas.openxmlformats.org/markup-compatibility/2006" xmlns:m="http://schemas.openxmlformats.org/officeDocument/2006/math" xmlns:aink="http://schemas.microsoft.com/office/drawing/2016/ink" xmlns:am3d="http://schemas.microsoft.com/office/drawing/2017/model3d" xmlns:oel="http://schemas.microsoft.com/office/2019/extlst" xmlns:r="http://schemas.openxmlformats.org/officeDocument/2006/relationships" xmlns:wp14="http://schemas.microsoft.com/office/word/2010/wordprocessingDrawing" xmlns:wp="http://schemas.openxmlformats.org/drawingml/2006/wordprocessingDrawing" xmlns:wpg="http://schemas.microsoft.com/office/word/2010/wordprocessingGroup" xmlns:wpi="http://schemas.microsoft.com/office/word/2010/wordprocessingInk" xmlns:wps="http://schemas.microsoft.com/office/word/2010/wordprocessingShape" xmlns:o="urn:schemas-microsoft-com:office:office" xmlns:v="urn:schemas-microsoft-com:vml" xmlns:w10="urn:schemas-microsoft-com:office:word" xmlns:w="http://schemas.openxmlformats.org/wordprocessingml/2006/main" xmlns:w14="http://schemas.microsoft.com/office/word/2010/wordml" xmlns:w15="http://schemas.microsoft.com/office/word/2012/wordml" xmlns:w16cei="http://schemas.microsoft.com/office/word/2026/wordml/cei" xmlns:w16cex="http://schemas.microsoft.com/office/word/2018/wordml/cex" xmlns:w16cid="http://schemas.microsoft.com/office/word/2016/wordml/cid" xmlns:w16="http://schemas.microsoft.com/office/word/2018/wordml" xmlns:w16sdtdh="http://schemas.microsoft.com/office/word/2020/wordml/sdtdatahash" xmlns:w16sdtfl="http://schemas.microsoft.com/office/word/2024/wordml/sdtformatlock" xmlns:w16se="http://schemas.microsoft.com/office/word/2015/wordml/symex" xmlns:w16du="http://schemas.microsoft.com/office/word/2023/wordml/word16du" xmlns:wne="http://schemas.microsoft.com/office/word/2006/wordml" mc:Ignorable="w14 w15 w16se w16cid w16 w16cex w16sdtdh w16sdtfl w16du wp14">
+<w:endnotes xmlns:wpc="http://schemas.microsoft.com/office/word/2010/wordprocessingCanvas" xmlns:cx="http://schemas.microsoft.com/office/drawing/2014/chartex" xmlns:cx1="http://schemas.microsoft.com/office/drawing/2015/9/8/chartex" xmlns:cx2="http://schemas.microsoft.com/office/drawing/2015/10/21/chartex" xmlns:cx3="http://schemas.microsoft.com/office/drawing/2016/5/9/chartex" xmlns:cx4="http://schemas.microsoft.com/office/drawing/2016/5/10/chartex" xmlns:cx5="http://schemas.microsoft.com/office/drawing/2016/5/11/chartex" xmlns:cx6="http://schemas.microsoft.com/office/drawing/2016/5/12/chartex" xmlns:cx7="http://schemas.microsoft.com/office/drawing/2016/5/13/chartex" xmlns:cx8="http://schemas.microsoft.com/office/drawing/2016/5/14/chartex" xmlns:mc="http://schemas.openxmlformats.org/markup-compatibility/2006" xmlns:m="http://schemas.openxmlformats.org/officeDocument/2006/math" xmlns:aink="http://schemas.microsoft.com/office/drawing/2016/ink" xmlns:am3d="http://schemas.microsoft.com/office/drawing/2017/model3d" xmlns:oel="http://schemas.microsoft.com/office/2019/extlst" xmlns:r="http://schemas.openxmlformats.org/officeDocument/2006/relationships" xmlns:wp14="http://schemas.microsoft.com/office/word/2010/wordprocessingDrawing" xmlns:wp="http://schemas.openxmlformats.org/drawingml/2006/wordprocessingDrawing" xmlns:wpg="http://schemas.microsoft.com/office/word/2010/wordprocessingGroup" xmlns:wpi="http://schemas.microsoft.com/office/word/2010/wordprocessingInk" xmlns:wps="http://schemas.microsoft.com/office/word/2010/wordprocessingShape" xmlns:o="urn:schemas-microsoft-com:office:office" xmlns:v="urn:schemas-microsoft-com:vml" xmlns:w10="urn:schemas-microsoft-com:office:word" xmlns:w="http://schemas.openxmlformats.org/wordprocessingml/2006/main" xmlns:w14="http://schemas.microsoft.com/office/word/2010/wordml" xmlns:w15="http://schemas.microsoft.com/office/word/2012/wordml" xmlns:w16cex="http://schemas.microsoft.com/office/word/2018/wordml/cex" xmlns:w16cid="http://schemas.microsoft.com/office/word/2016/wordml/cid" xmlns:w16="http://schemas.microsoft.com/office/word/2018/wordml" xmlns:w16sdtdh="http://schemas.microsoft.com/office/word/2020/wordml/sdtdatahash" xmlns:w16sdtfl="http://schemas.microsoft.com/office/word/2024/wordml/sdtformatlock" xmlns:w16se="http://schemas.microsoft.com/office/word/2015/wordml/symex" xmlns:w16du="http://schemas.microsoft.com/office/word/2023/wordml/word16du" xmlns:wne="http://schemas.microsoft.com/office/word/2006/wordml" mc:Ignorable="w14 w15 w16se w16cid w16 w16cex w16sdtdh w16sdtfl w16du wp14">
   <w:endnote w:type="separator" w:id="-1">
     <w:p>
       <w:pPr>
@@ -5371,7 +5423,7 @@
 </file>
 
 <file path=word/footnotes.xml><?xml version="1.0" encoding="utf-8"?>
-<w:footnotes xmlns:wpc="http://schemas.microsoft.com/office/word/2010/wordprocessingCanvas" xmlns:cx="http://schemas.microsoft.com/office/drawing/2014/chartex" xmlns:cx1="http://schemas.microsoft.com/office/drawing/2015/9/8/chartex" xmlns:cx2="http://schemas.microsoft.com/office/drawing/2015/10/21/chartex" xmlns:cx3="http://schemas.microsoft.com/office/drawing/2016/5/9/chartex" xmlns:cx4="http://schemas.microsoft.com/office/drawing/2016/5/10/chartex" xmlns:cx5="http://schemas.microsoft.com/office/drawing/2016/5/11/chartex" xmlns:cx6="http://schemas.microsoft.com/office/drawing/2016/5/12/chartex" xmlns:cx7="http://schemas.microsoft.com/office/drawing/2016/5/13/chartex" xmlns:cx8="http://schemas.microsoft.com/office/drawing/2016/5/14/chartex" xmlns:mc="http://schemas.openxmlformats.org/markup-compatibility/2006" xmlns:m="http://schemas.openxmlformats.org/officeDocument/2006/math" xmlns:aink="http://schemas.microsoft.com/office/drawing/2016/ink" xmlns:am3d="http://schemas.microsoft.com/office/drawing/2017/model3d" xmlns:oel="http://schemas.microsoft.com/office/2019/extlst" xmlns:r="http://schemas.openxmlformats.org/officeDocument/2006/relationships" xmlns:wp14="http://schemas.microsoft.com/office/word/2010/wordprocessingDrawing" xmlns:wp="http://schemas.openxmlformats.org/drawingml/2006/wordprocessingDrawing" xmlns:wpg="http://schemas.microsoft.com/office/word/2010/wordprocessingGroup" xmlns:wpi="http://schemas.microsoft.com/office/word/2010/wordprocessingInk" xmlns:wps="http://schemas.microsoft.com/office/word/2010/wordprocessingShape" xmlns:o="urn:schemas-microsoft-com:office:office" xmlns:v="urn:schemas-microsoft-com:vml" xmlns:w10="urn:schemas-microsoft-com:office:word" xmlns:w="http://schemas.openxmlformats.org/wordprocessingml/2006/main" xmlns:w14="http://schemas.microsoft.com/office/word/2010/wordml" xmlns:w15="http://schemas.microsoft.com/office/word/2012/wordml" xmlns:w16cei="http://schemas.microsoft.com/office/word/2026/wordml/cei" xmlns:w16cex="http://schemas.microsoft.com/office/word/2018/wordml/cex" xmlns:w16cid="http://schemas.microsoft.com/office/word/2016/wordml/cid" xmlns:w16="http://schemas.microsoft.com/office/word/2018/wordml" xmlns:w16sdtdh="http://schemas.microsoft.com/office/word/2020/wordml/sdtdatahash" xmlns:w16sdtfl="http://schemas.microsoft.com/office/word/2024/wordml/sdtformatlock" xmlns:w16se="http://schemas.microsoft.com/office/word/2015/wordml/symex" xmlns:w16du="http://schemas.microsoft.com/office/word/2023/wordml/word16du" xmlns:wne="http://schemas.microsoft.com/office/word/2006/wordml" mc:Ignorable="w14 w15 w16se w16cid w16 w16cex w16sdtdh w16sdtfl w16du wp14">
+<w:footnotes xmlns:wpc="http://schemas.microsoft.com/office/word/2010/wordprocessingCanvas" xmlns:cx="http://schemas.microsoft.com/office/drawing/2014/chartex" xmlns:cx1="http://schemas.microsoft.com/office/drawing/2015/9/8/chartex" xmlns:cx2="http://schemas.microsoft.com/office/drawing/2015/10/21/chartex" xmlns:cx3="http://schemas.microsoft.com/office/drawing/2016/5/9/chartex" xmlns:cx4="http://schemas.microsoft.com/office/drawing/2016/5/10/chartex" xmlns:cx5="http://schemas.microsoft.com/office/drawing/2016/5/11/chartex" xmlns:cx6="http://schemas.microsoft.com/office/drawing/2016/5/12/chartex" xmlns:cx7="http://schemas.microsoft.com/office/drawing/2016/5/13/chartex" xmlns:cx8="http://schemas.microsoft.com/office/drawing/2016/5/14/chartex" xmlns:mc="http://schemas.openxmlformats.org/markup-compatibility/2006" xmlns:m="http://schemas.openxmlformats.org/officeDocument/2006/math" xmlns:aink="http://schemas.microsoft.com/office/drawing/2016/ink" xmlns:am3d="http://schemas.microsoft.com/office/drawing/2017/model3d" xmlns:oel="http://schemas.microsoft.com/office/2019/extlst" xmlns:r="http://schemas.openxmlformats.org/officeDocument/2006/relationships" xmlns:wp14="http://schemas.microsoft.com/office/word/2010/wordprocessingDrawing" xmlns:wp="http://schemas.openxmlformats.org/drawingml/2006/wordprocessingDrawing" xmlns:wpg="http://schemas.microsoft.com/office/word/2010/wordprocessingGroup" xmlns:wpi="http://schemas.microsoft.com/office/word/2010/wordprocessingInk" xmlns:wps="http://schemas.microsoft.com/office/word/2010/wordprocessingShape" xmlns:o="urn:schemas-microsoft-com:office:office" xmlns:v="urn:schemas-microsoft-com:vml" xmlns:w10="urn:schemas-microsoft-com:office:word" xmlns:w="http://schemas.openxmlformats.org/wordprocessingml/2006/main" xmlns:w14="http://schemas.microsoft.com/office/word/2010/wordml" xmlns:w15="http://schemas.microsoft.com/office/word/2012/wordml" xmlns:w16cex="http://schemas.microsoft.com/office/word/2018/wordml/cex" xmlns:w16cid="http://schemas.microsoft.com/office/word/2016/wordml/cid" xmlns:w16="http://schemas.microsoft.com/office/word/2018/wordml" xmlns:w16sdtdh="http://schemas.microsoft.com/office/word/2020/wordml/sdtdatahash" xmlns:w16sdtfl="http://schemas.microsoft.com/office/word/2024/wordml/sdtformatlock" xmlns:w16se="http://schemas.microsoft.com/office/word/2015/wordml/symex" xmlns:w16du="http://schemas.microsoft.com/office/word/2023/wordml/word16du" xmlns:wne="http://schemas.microsoft.com/office/word/2006/wordml" mc:Ignorable="w14 w15 w16se w16cid w16 w16cex w16sdtdh w16sdtfl w16du wp14">
   <w:footnote w:type="separator" w:id="-1">
     <w:p>
       <w:r>
@@ -5390,7 +5442,7 @@
 </file>
 
 <file path=word/numbering.xml><?xml version="1.0" encoding="utf-8"?>
-<w:numbering xmlns:wpc="http://schemas.microsoft.com/office/word/2010/wordprocessingCanvas" xmlns:cx="http://schemas.microsoft.com/office/drawing/2014/chartex" xmlns:cx1="http://schemas.microsoft.com/office/drawing/2015/9/8/chartex" xmlns:cx2="http://schemas.microsoft.com/office/drawing/2015/10/21/chartex" xmlns:cx3="http://schemas.microsoft.com/office/drawing/2016/5/9/chartex" xmlns:cx4="http://schemas.microsoft.com/office/drawing/2016/5/10/chartex" xmlns:cx5="http://schemas.microsoft.com/office/drawing/2016/5/11/chartex" xmlns:cx6="http://schemas.microsoft.com/office/drawing/2016/5/12/chartex" xmlns:cx7="http://schemas.microsoft.com/office/drawing/2016/5/13/chartex" xmlns:cx8="http://schemas.microsoft.com/office/drawing/2016/5/14/chartex" xmlns:mc="http://schemas.openxmlformats.org/markup-compatibility/2006" xmlns:m="http://schemas.openxmlformats.org/officeDocument/2006/math" xmlns:aink="http://schemas.microsoft.com/office/drawing/2016/ink" xmlns:am3d="http://schemas.microsoft.com/office/drawing/2017/model3d" xmlns:oel="http://schemas.microsoft.com/office/2019/extlst" xmlns:r="http://schemas.openxmlformats.org/officeDocument/2006/relationships" xmlns:wp14="http://schemas.microsoft.com/office/word/2010/wordprocessingDrawing" xmlns:wp="http://schemas.openxmlformats.org/drawingml/2006/wordprocessingDrawing" xmlns:wpg="http://schemas.microsoft.com/office/word/2010/wordprocessingGroup" xmlns:wpi="http://schemas.microsoft.com/office/word/2010/wordprocessingInk" xmlns:wps="http://schemas.microsoft.com/office/word/2010/wordprocessingShape" xmlns:o="urn:schemas-microsoft-com:office:office" xmlns:v="urn:schemas-microsoft-com:vml" xmlns:w10="urn:schemas-microsoft-com:office:word" xmlns:w="http://schemas.openxmlformats.org/wordprocessingml/2006/main" xmlns:w14="http://schemas.microsoft.com/office/word/2010/wordml" xmlns:w15="http://schemas.microsoft.com/office/word/2012/wordml" xmlns:w16cei="http://schemas.microsoft.com/office/word/2026/wordml/cei" xmlns:w16cex="http://schemas.microsoft.com/office/word/2018/wordml/cex" xmlns:w16cid="http://schemas.microsoft.com/office/word/2016/wordml/cid" xmlns:w16="http://schemas.microsoft.com/office/word/2018/wordml" xmlns:w16sdtdh="http://schemas.microsoft.com/office/word/2020/wordml/sdtdatahash" xmlns:w16sdtfl="http://schemas.microsoft.com/office/word/2024/wordml/sdtformatlock" xmlns:w16se="http://schemas.microsoft.com/office/word/2015/wordml/symex" xmlns:w16du="http://schemas.microsoft.com/office/word/2023/wordml/word16du" xmlns:wne="http://schemas.microsoft.com/office/word/2006/wordml" mc:Ignorable="w14 w15 w16se w16cid w16 w16cex w16sdtdh w16sdtfl w16du wp14">
+<w:numbering xmlns:wpc="http://schemas.microsoft.com/office/word/2010/wordprocessingCanvas" xmlns:cx="http://schemas.microsoft.com/office/drawing/2014/chartex" xmlns:cx1="http://schemas.microsoft.com/office/drawing/2015/9/8/chartex" xmlns:cx2="http://schemas.microsoft.com/office/drawing/2015/10/21/chartex" xmlns:cx3="http://schemas.microsoft.com/office/drawing/2016/5/9/chartex" xmlns:cx4="http://schemas.microsoft.com/office/drawing/2016/5/10/chartex" xmlns:cx5="http://schemas.microsoft.com/office/drawing/2016/5/11/chartex" xmlns:cx6="http://schemas.microsoft.com/office/drawing/2016/5/12/chartex" xmlns:cx7="http://schemas.microsoft.com/office/drawing/2016/5/13/chartex" xmlns:cx8="http://schemas.microsoft.com/office/drawing/2016/5/14/chartex" xmlns:mc="http://schemas.openxmlformats.org/markup-compatibility/2006" xmlns:m="http://schemas.openxmlformats.org/officeDocument/2006/math" xmlns:aink="http://schemas.microsoft.com/office/drawing/2016/ink" xmlns:am3d="http://schemas.microsoft.com/office/drawing/2017/model3d" xmlns:oel="http://schemas.microsoft.com/office/2019/extlst" xmlns:r="http://schemas.openxmlformats.org/officeDocument/2006/relationships" xmlns:wp14="http://schemas.microsoft.com/office/word/2010/wordprocessingDrawing" xmlns:wp="http://schemas.openxmlformats.org/drawingml/2006/wordprocessingDrawing" xmlns:wpg="http://schemas.microsoft.com/office/word/2010/wordprocessingGroup" xmlns:wpi="http://schemas.microsoft.com/office/word/2010/wordprocessingInk" xmlns:wps="http://schemas.microsoft.com/office/word/2010/wordprocessingShape" xmlns:o="urn:schemas-microsoft-com:office:office" xmlns:v="urn:schemas-microsoft-com:vml" xmlns:w10="urn:schemas-microsoft-com:office:word" xmlns:w="http://schemas.openxmlformats.org/wordprocessingml/2006/main" xmlns:w14="http://schemas.microsoft.com/office/word/2010/wordml" xmlns:w15="http://schemas.microsoft.com/office/word/2012/wordml" xmlns:w16cex="http://schemas.microsoft.com/office/word/2018/wordml/cex" xmlns:w16cid="http://schemas.microsoft.com/office/word/2016/wordml/cid" xmlns:w16="http://schemas.microsoft.com/office/word/2018/wordml" xmlns:w16sdtdh="http://schemas.microsoft.com/office/word/2020/wordml/sdtdatahash" xmlns:w16sdtfl="http://schemas.microsoft.com/office/word/2024/wordml/sdtformatlock" xmlns:w16se="http://schemas.microsoft.com/office/word/2015/wordml/symex" xmlns:w16du="http://schemas.microsoft.com/office/word/2023/wordml/word16du" xmlns:wne="http://schemas.microsoft.com/office/word/2006/wordml" mc:Ignorable="w14 w15 w16se w16cid w16 w16cex w16sdtdh w16sdtfl w16du wp14">
   <w:abstractNum w:abstractNumId="0" w15:restartNumberingAfterBreak="0">
     <w:nsid w:val="EA454B4C"/>
     <w:multiLevelType w:val="multilevel"/>
